--- a/docx/recent-changes.docx
+++ b/docx/recent-changes.docx
@@ -1206,8 +1206,16 @@
       <w:tblPr>
         <w:tblStyle w:val="Table"/>
         <w:tblW w:type="pct" w:w="5000"/>
-        <w:tblLayout w:type="fixed"/>
+        <w:tblLayout w:type="autofit"/>
         <w:tblLook w:firstRow="1" w:lastRow="0" w:firstColumn="0" w:lastColumn="0" w:noHBand="0" w:noVBand="0" w:val="0020"/>
+        <w:tblBorders>
+          <w:top w:val="single" w:sz="6" w:space="0" w:color="auto"/>
+          <w:left w:val="single" w:sz="6" w:space="0" w:color="auto"/>
+          <w:bottom w:val="single" w:sz="6" w:space="0" w:color="auto"/>
+          <w:right w:val="single" w:sz="6" w:space="0" w:color="auto"/>
+          <w:insideH w:val="single" w:sz="6" w:space="0" w:color="auto"/>
+          <w:insideV w:val="single" w:sz="6" w:space="0" w:color="auto"/>
+        </w:tblBorders>
       </w:tblPr>
       <w:tblGrid>
         <w:gridCol w:w="2640"/>
@@ -4409,8 +4417,16 @@
       <w:tblPr>
         <w:tblStyle w:val="Table"/>
         <w:tblW w:type="pct" w:w="5000"/>
-        <w:tblLayout w:type="fixed"/>
+        <w:tblLayout w:type="autofit"/>
         <w:tblLook w:firstRow="1" w:lastRow="0" w:firstColumn="0" w:lastColumn="0" w:noHBand="0" w:noVBand="0" w:val="0020"/>
+        <w:tblBorders>
+          <w:top w:val="single" w:sz="6" w:space="0" w:color="auto"/>
+          <w:left w:val="single" w:sz="6" w:space="0" w:color="auto"/>
+          <w:bottom w:val="single" w:sz="6" w:space="0" w:color="auto"/>
+          <w:right w:val="single" w:sz="6" w:space="0" w:color="auto"/>
+          <w:insideH w:val="single" w:sz="6" w:space="0" w:color="auto"/>
+          <w:insideV w:val="single" w:sz="6" w:space="0" w:color="auto"/>
+        </w:tblBorders>
       </w:tblPr>
       <w:tblGrid>
         <w:gridCol w:w="2640"/>
@@ -6237,8 +6253,16 @@
       <w:tblPr>
         <w:tblStyle w:val="Table"/>
         <w:tblW w:type="pct" w:w="5000"/>
-        <w:tblLayout w:type="fixed"/>
+        <w:tblLayout w:type="autofit"/>
         <w:tblLook w:firstRow="1" w:lastRow="0" w:firstColumn="0" w:lastColumn="0" w:noHBand="0" w:noVBand="0" w:val="0020"/>
+        <w:tblBorders>
+          <w:top w:val="single" w:sz="6" w:space="0" w:color="auto"/>
+          <w:left w:val="single" w:sz="6" w:space="0" w:color="auto"/>
+          <w:bottom w:val="single" w:sz="6" w:space="0" w:color="auto"/>
+          <w:right w:val="single" w:sz="6" w:space="0" w:color="auto"/>
+          <w:insideH w:val="single" w:sz="6" w:space="0" w:color="auto"/>
+          <w:insideV w:val="single" w:sz="6" w:space="0" w:color="auto"/>
+        </w:tblBorders>
       </w:tblPr>
       <w:tblGrid>
         <w:gridCol w:w="2640"/>
@@ -7074,8 +7098,16 @@
       <w:tblPr>
         <w:tblStyle w:val="Table"/>
         <w:tblW w:type="pct" w:w="5000"/>
-        <w:tblLayout w:type="fixed"/>
+        <w:tblLayout w:type="autofit"/>
         <w:tblLook w:firstRow="1" w:lastRow="0" w:firstColumn="0" w:lastColumn="0" w:noHBand="0" w:noVBand="0" w:val="0020"/>
+        <w:tblBorders>
+          <w:top w:val="single" w:sz="6" w:space="0" w:color="auto"/>
+          <w:left w:val="single" w:sz="6" w:space="0" w:color="auto"/>
+          <w:bottom w:val="single" w:sz="6" w:space="0" w:color="auto"/>
+          <w:right w:val="single" w:sz="6" w:space="0" w:color="auto"/>
+          <w:insideH w:val="single" w:sz="6" w:space="0" w:color="auto"/>
+          <w:insideV w:val="single" w:sz="6" w:space="0" w:color="auto"/>
+        </w:tblBorders>
       </w:tblPr>
       <w:tblGrid>
         <w:gridCol w:w="2640"/>
@@ -7237,8 +7269,16 @@
       <w:tblPr>
         <w:tblStyle w:val="Table"/>
         <w:tblW w:type="pct" w:w="5000"/>
-        <w:tblLayout w:type="fixed"/>
+        <w:tblLayout w:type="autofit"/>
         <w:tblLook w:firstRow="1" w:lastRow="0" w:firstColumn="0" w:lastColumn="0" w:noHBand="0" w:noVBand="0" w:val="0020"/>
+        <w:tblBorders>
+          <w:top w:val="single" w:sz="6" w:space="0" w:color="auto"/>
+          <w:left w:val="single" w:sz="6" w:space="0" w:color="auto"/>
+          <w:bottom w:val="single" w:sz="6" w:space="0" w:color="auto"/>
+          <w:right w:val="single" w:sz="6" w:space="0" w:color="auto"/>
+          <w:insideH w:val="single" w:sz="6" w:space="0" w:color="auto"/>
+          <w:insideV w:val="single" w:sz="6" w:space="0" w:color="auto"/>
+        </w:tblBorders>
       </w:tblPr>
       <w:tblGrid>
         <w:gridCol w:w="2640"/>
@@ -7713,8 +7753,16 @@
       <w:tblPr>
         <w:tblStyle w:val="Table"/>
         <w:tblW w:type="pct" w:w="5000"/>
-        <w:tblLayout w:type="fixed"/>
+        <w:tblLayout w:type="autofit"/>
         <w:tblLook w:firstRow="1" w:lastRow="0" w:firstColumn="0" w:lastColumn="0" w:noHBand="0" w:noVBand="0" w:val="0020"/>
+        <w:tblBorders>
+          <w:top w:val="single" w:sz="6" w:space="0" w:color="auto"/>
+          <w:left w:val="single" w:sz="6" w:space="0" w:color="auto"/>
+          <w:bottom w:val="single" w:sz="6" w:space="0" w:color="auto"/>
+          <w:right w:val="single" w:sz="6" w:space="0" w:color="auto"/>
+          <w:insideH w:val="single" w:sz="6" w:space="0" w:color="auto"/>
+          <w:insideV w:val="single" w:sz="6" w:space="0" w:color="auto"/>
+        </w:tblBorders>
       </w:tblPr>
       <w:tblGrid>
         <w:gridCol w:w="3960"/>
@@ -8114,8 +8162,16 @@
       <w:tblPr>
         <w:tblStyle w:val="Table"/>
         <w:tblW w:type="pct" w:w="5000"/>
-        <w:tblLayout w:type="fixed"/>
+        <w:tblLayout w:type="autofit"/>
         <w:tblLook w:firstRow="1" w:lastRow="0" w:firstColumn="0" w:lastColumn="0" w:noHBand="0" w:noVBand="0" w:val="0020"/>
+        <w:tblBorders>
+          <w:top w:val="single" w:sz="6" w:space="0" w:color="auto"/>
+          <w:left w:val="single" w:sz="6" w:space="0" w:color="auto"/>
+          <w:bottom w:val="single" w:sz="6" w:space="0" w:color="auto"/>
+          <w:right w:val="single" w:sz="6" w:space="0" w:color="auto"/>
+          <w:insideH w:val="single" w:sz="6" w:space="0" w:color="auto"/>
+          <w:insideV w:val="single" w:sz="6" w:space="0" w:color="auto"/>
+        </w:tblBorders>
       </w:tblPr>
       <w:tblGrid>
         <w:gridCol w:w="2640"/>
@@ -9671,8 +9727,16 @@
       <w:tblPr>
         <w:tblStyle w:val="Table"/>
         <w:tblW w:type="pct" w:w="5000"/>
-        <w:tblLayout w:type="fixed"/>
+        <w:tblLayout w:type="autofit"/>
         <w:tblLook w:firstRow="1" w:lastRow="0" w:firstColumn="0" w:lastColumn="0" w:noHBand="0" w:noVBand="0" w:val="0020"/>
+        <w:tblBorders>
+          <w:top w:val="single" w:sz="6" w:space="0" w:color="auto"/>
+          <w:left w:val="single" w:sz="6" w:space="0" w:color="auto"/>
+          <w:bottom w:val="single" w:sz="6" w:space="0" w:color="auto"/>
+          <w:right w:val="single" w:sz="6" w:space="0" w:color="auto"/>
+          <w:insideH w:val="single" w:sz="6" w:space="0" w:color="auto"/>
+          <w:insideV w:val="single" w:sz="6" w:space="0" w:color="auto"/>
+        </w:tblBorders>
       </w:tblPr>
       <w:tblGrid>
         <w:gridCol w:w="2640"/>
@@ -11169,8 +11233,16 @@
       <w:tblPr>
         <w:tblStyle w:val="Table"/>
         <w:tblW w:type="pct" w:w="5000"/>
-        <w:tblLayout w:type="fixed"/>
+        <w:tblLayout w:type="autofit"/>
         <w:tblLook w:firstRow="1" w:lastRow="0" w:firstColumn="0" w:lastColumn="0" w:noHBand="0" w:noVBand="0" w:val="0020"/>
+        <w:tblBorders>
+          <w:top w:val="single" w:sz="6" w:space="0" w:color="auto"/>
+          <w:left w:val="single" w:sz="6" w:space="0" w:color="auto"/>
+          <w:bottom w:val="single" w:sz="6" w:space="0" w:color="auto"/>
+          <w:right w:val="single" w:sz="6" w:space="0" w:color="auto"/>
+          <w:insideH w:val="single" w:sz="6" w:space="0" w:color="auto"/>
+          <w:insideV w:val="single" w:sz="6" w:space="0" w:color="auto"/>
+        </w:tblBorders>
       </w:tblPr>
       <w:tblGrid>
         <w:gridCol w:w="2640"/>
@@ -13666,8 +13738,16 @@
       <w:tblPr>
         <w:tblStyle w:val="Table"/>
         <w:tblW w:type="pct" w:w="5000"/>
-        <w:tblLayout w:type="fixed"/>
+        <w:tblLayout w:type="autofit"/>
         <w:tblLook w:firstRow="1" w:lastRow="0" w:firstColumn="0" w:lastColumn="0" w:noHBand="0" w:noVBand="0" w:val="0020"/>
+        <w:tblBorders>
+          <w:top w:val="single" w:sz="6" w:space="0" w:color="auto"/>
+          <w:left w:val="single" w:sz="6" w:space="0" w:color="auto"/>
+          <w:bottom w:val="single" w:sz="6" w:space="0" w:color="auto"/>
+          <w:right w:val="single" w:sz="6" w:space="0" w:color="auto"/>
+          <w:insideH w:val="single" w:sz="6" w:space="0" w:color="auto"/>
+          <w:insideV w:val="single" w:sz="6" w:space="0" w:color="auto"/>
+        </w:tblBorders>
       </w:tblPr>
       <w:tblGrid>
         <w:gridCol w:w="2640"/>
@@ -14620,8 +14700,16 @@
       <w:tblPr>
         <w:tblStyle w:val="Table"/>
         <w:tblW w:type="pct" w:w="5000"/>
-        <w:tblLayout w:type="fixed"/>
+        <w:tblLayout w:type="autofit"/>
         <w:tblLook w:firstRow="1" w:lastRow="0" w:firstColumn="0" w:lastColumn="0" w:noHBand="0" w:noVBand="0" w:val="0020"/>
+        <w:tblBorders>
+          <w:top w:val="single" w:sz="6" w:space="0" w:color="auto"/>
+          <w:left w:val="single" w:sz="6" w:space="0" w:color="auto"/>
+          <w:bottom w:val="single" w:sz="6" w:space="0" w:color="auto"/>
+          <w:right w:val="single" w:sz="6" w:space="0" w:color="auto"/>
+          <w:insideH w:val="single" w:sz="6" w:space="0" w:color="auto"/>
+          <w:insideV w:val="single" w:sz="6" w:space="0" w:color="auto"/>
+        </w:tblBorders>
       </w:tblPr>
       <w:tblGrid>
         <w:gridCol w:w="2640"/>
@@ -15041,8 +15129,16 @@
       <w:tblPr>
         <w:tblStyle w:val="Table"/>
         <w:tblW w:type="pct" w:w="5000"/>
-        <w:tblLayout w:type="fixed"/>
+        <w:tblLayout w:type="autofit"/>
         <w:tblLook w:firstRow="1" w:lastRow="0" w:firstColumn="0" w:lastColumn="0" w:noHBand="0" w:noVBand="0" w:val="0020"/>
+        <w:tblBorders>
+          <w:top w:val="single" w:sz="6" w:space="0" w:color="auto"/>
+          <w:left w:val="single" w:sz="6" w:space="0" w:color="auto"/>
+          <w:bottom w:val="single" w:sz="6" w:space="0" w:color="auto"/>
+          <w:right w:val="single" w:sz="6" w:space="0" w:color="auto"/>
+          <w:insideH w:val="single" w:sz="6" w:space="0" w:color="auto"/>
+          <w:insideV w:val="single" w:sz="6" w:space="0" w:color="auto"/>
+        </w:tblBorders>
       </w:tblPr>
       <w:tblGrid>
         <w:gridCol w:w="2640"/>
@@ -15855,8 +15951,16 @@
       <w:tblPr>
         <w:tblStyle w:val="Table"/>
         <w:tblW w:type="pct" w:w="5000"/>
-        <w:tblLayout w:type="fixed"/>
+        <w:tblLayout w:type="autofit"/>
         <w:tblLook w:firstRow="1" w:lastRow="0" w:firstColumn="0" w:lastColumn="0" w:noHBand="0" w:noVBand="0" w:val="0020"/>
+        <w:tblBorders>
+          <w:top w:val="single" w:sz="6" w:space="0" w:color="auto"/>
+          <w:left w:val="single" w:sz="6" w:space="0" w:color="auto"/>
+          <w:bottom w:val="single" w:sz="6" w:space="0" w:color="auto"/>
+          <w:right w:val="single" w:sz="6" w:space="0" w:color="auto"/>
+          <w:insideH w:val="single" w:sz="6" w:space="0" w:color="auto"/>
+          <w:insideV w:val="single" w:sz="6" w:space="0" w:color="auto"/>
+        </w:tblBorders>
       </w:tblPr>
       <w:tblGrid>
         <w:gridCol w:w="2640"/>
@@ -17794,8 +17898,16 @@
       <w:tblPr>
         <w:tblStyle w:val="Table"/>
         <w:tblW w:type="pct" w:w="5000"/>
-        <w:tblLayout w:type="fixed"/>
+        <w:tblLayout w:type="autofit"/>
         <w:tblLook w:firstRow="1" w:lastRow="0" w:firstColumn="0" w:lastColumn="0" w:noHBand="0" w:noVBand="0" w:val="0020"/>
+        <w:tblBorders>
+          <w:top w:val="single" w:sz="6" w:space="0" w:color="auto"/>
+          <w:left w:val="single" w:sz="6" w:space="0" w:color="auto"/>
+          <w:bottom w:val="single" w:sz="6" w:space="0" w:color="auto"/>
+          <w:right w:val="single" w:sz="6" w:space="0" w:color="auto"/>
+          <w:insideH w:val="single" w:sz="6" w:space="0" w:color="auto"/>
+          <w:insideV w:val="single" w:sz="6" w:space="0" w:color="auto"/>
+        </w:tblBorders>
       </w:tblPr>
       <w:tblGrid>
         <w:gridCol w:w="2640"/>
@@ -19478,8 +19590,16 @@
       <w:tblPr>
         <w:tblStyle w:val="Table"/>
         <w:tblW w:type="pct" w:w="5000"/>
-        <w:tblLayout w:type="fixed"/>
+        <w:tblLayout w:type="autofit"/>
         <w:tblLook w:firstRow="1" w:lastRow="0" w:firstColumn="0" w:lastColumn="0" w:noHBand="0" w:noVBand="0" w:val="0020"/>
+        <w:tblBorders>
+          <w:top w:val="single" w:sz="6" w:space="0" w:color="auto"/>
+          <w:left w:val="single" w:sz="6" w:space="0" w:color="auto"/>
+          <w:bottom w:val="single" w:sz="6" w:space="0" w:color="auto"/>
+          <w:right w:val="single" w:sz="6" w:space="0" w:color="auto"/>
+          <w:insideH w:val="single" w:sz="6" w:space="0" w:color="auto"/>
+          <w:insideV w:val="single" w:sz="6" w:space="0" w:color="auto"/>
+        </w:tblBorders>
       </w:tblPr>
       <w:tblGrid>
         <w:gridCol w:w="2640"/>
@@ -20129,8 +20249,16 @@
       <w:tblPr>
         <w:tblStyle w:val="Table"/>
         <w:tblW w:type="pct" w:w="5000"/>
-        <w:tblLayout w:type="fixed"/>
+        <w:tblLayout w:type="autofit"/>
         <w:tblLook w:firstRow="1" w:lastRow="0" w:firstColumn="0" w:lastColumn="0" w:noHBand="0" w:noVBand="0" w:val="0020"/>
+        <w:tblBorders>
+          <w:top w:val="single" w:sz="6" w:space="0" w:color="auto"/>
+          <w:left w:val="single" w:sz="6" w:space="0" w:color="auto"/>
+          <w:bottom w:val="single" w:sz="6" w:space="0" w:color="auto"/>
+          <w:right w:val="single" w:sz="6" w:space="0" w:color="auto"/>
+          <w:insideH w:val="single" w:sz="6" w:space="0" w:color="auto"/>
+          <w:insideV w:val="single" w:sz="6" w:space="0" w:color="auto"/>
+        </w:tblBorders>
       </w:tblPr>
       <w:tblGrid>
         <w:gridCol w:w="2640"/>
@@ -20723,8 +20851,16 @@
       <w:tblPr>
         <w:tblStyle w:val="Table"/>
         <w:tblW w:type="pct" w:w="5000"/>
-        <w:tblLayout w:type="fixed"/>
+        <w:tblLayout w:type="autofit"/>
         <w:tblLook w:firstRow="1" w:lastRow="0" w:firstColumn="0" w:lastColumn="0" w:noHBand="0" w:noVBand="0" w:val="0020"/>
+        <w:tblBorders>
+          <w:top w:val="single" w:sz="6" w:space="0" w:color="auto"/>
+          <w:left w:val="single" w:sz="6" w:space="0" w:color="auto"/>
+          <w:bottom w:val="single" w:sz="6" w:space="0" w:color="auto"/>
+          <w:right w:val="single" w:sz="6" w:space="0" w:color="auto"/>
+          <w:insideH w:val="single" w:sz="6" w:space="0" w:color="auto"/>
+          <w:insideV w:val="single" w:sz="6" w:space="0" w:color="auto"/>
+        </w:tblBorders>
       </w:tblPr>
       <w:tblGrid>
         <w:gridCol w:w="2640"/>
@@ -21121,8 +21257,16 @@
       <w:tblPr>
         <w:tblStyle w:val="Table"/>
         <w:tblW w:type="pct" w:w="5000"/>
-        <w:tblLayout w:type="fixed"/>
+        <w:tblLayout w:type="autofit"/>
         <w:tblLook w:firstRow="1" w:lastRow="0" w:firstColumn="0" w:lastColumn="0" w:noHBand="0" w:noVBand="0" w:val="0020"/>
+        <w:tblBorders>
+          <w:top w:val="single" w:sz="6" w:space="0" w:color="auto"/>
+          <w:left w:val="single" w:sz="6" w:space="0" w:color="auto"/>
+          <w:bottom w:val="single" w:sz="6" w:space="0" w:color="auto"/>
+          <w:right w:val="single" w:sz="6" w:space="0" w:color="auto"/>
+          <w:insideH w:val="single" w:sz="6" w:space="0" w:color="auto"/>
+          <w:insideV w:val="single" w:sz="6" w:space="0" w:color="auto"/>
+        </w:tblBorders>
       </w:tblPr>
       <w:tblGrid>
         <w:gridCol w:w="2640"/>
@@ -21924,8 +22068,16 @@
       <w:tblPr>
         <w:tblStyle w:val="Table"/>
         <w:tblW w:type="pct" w:w="5000"/>
-        <w:tblLayout w:type="fixed"/>
+        <w:tblLayout w:type="autofit"/>
         <w:tblLook w:firstRow="1" w:lastRow="0" w:firstColumn="0" w:lastColumn="0" w:noHBand="0" w:noVBand="0" w:val="0020"/>
+        <w:tblBorders>
+          <w:top w:val="single" w:sz="6" w:space="0" w:color="auto"/>
+          <w:left w:val="single" w:sz="6" w:space="0" w:color="auto"/>
+          <w:bottom w:val="single" w:sz="6" w:space="0" w:color="auto"/>
+          <w:right w:val="single" w:sz="6" w:space="0" w:color="auto"/>
+          <w:insideH w:val="single" w:sz="6" w:space="0" w:color="auto"/>
+          <w:insideV w:val="single" w:sz="6" w:space="0" w:color="auto"/>
+        </w:tblBorders>
       </w:tblPr>
       <w:tblGrid>
         <w:gridCol w:w="2640"/>
@@ -22550,8 +22702,16 @@
       <w:tblPr>
         <w:tblStyle w:val="Table"/>
         <w:tblW w:type="pct" w:w="5000"/>
-        <w:tblLayout w:type="fixed"/>
+        <w:tblLayout w:type="autofit"/>
         <w:tblLook w:firstRow="1" w:lastRow="0" w:firstColumn="0" w:lastColumn="0" w:noHBand="0" w:noVBand="0" w:val="0020"/>
+        <w:tblBorders>
+          <w:top w:val="single" w:sz="6" w:space="0" w:color="auto"/>
+          <w:left w:val="single" w:sz="6" w:space="0" w:color="auto"/>
+          <w:bottom w:val="single" w:sz="6" w:space="0" w:color="auto"/>
+          <w:right w:val="single" w:sz="6" w:space="0" w:color="auto"/>
+          <w:insideH w:val="single" w:sz="6" w:space="0" w:color="auto"/>
+          <w:insideV w:val="single" w:sz="6" w:space="0" w:color="auto"/>
+        </w:tblBorders>
       </w:tblPr>
       <w:tblGrid>
         <w:gridCol w:w="2640"/>
@@ -23342,8 +23502,16 @@
       <w:tblPr>
         <w:tblStyle w:val="Table"/>
         <w:tblW w:type="pct" w:w="5000"/>
-        <w:tblLayout w:type="fixed"/>
+        <w:tblLayout w:type="autofit"/>
         <w:tblLook w:firstRow="1" w:lastRow="0" w:firstColumn="0" w:lastColumn="0" w:noHBand="0" w:noVBand="0" w:val="0020"/>
+        <w:tblBorders>
+          <w:top w:val="single" w:sz="6" w:space="0" w:color="auto"/>
+          <w:left w:val="single" w:sz="6" w:space="0" w:color="auto"/>
+          <w:bottom w:val="single" w:sz="6" w:space="0" w:color="auto"/>
+          <w:right w:val="single" w:sz="6" w:space="0" w:color="auto"/>
+          <w:insideH w:val="single" w:sz="6" w:space="0" w:color="auto"/>
+          <w:insideV w:val="single" w:sz="6" w:space="0" w:color="auto"/>
+        </w:tblBorders>
       </w:tblPr>
       <w:tblGrid>
         <w:gridCol w:w="2640"/>
@@ -23745,8 +23913,16 @@
       <w:tblPr>
         <w:tblStyle w:val="Table"/>
         <w:tblW w:type="pct" w:w="5000"/>
-        <w:tblLayout w:type="fixed"/>
+        <w:tblLayout w:type="autofit"/>
         <w:tblLook w:firstRow="1" w:lastRow="0" w:firstColumn="0" w:lastColumn="0" w:noHBand="0" w:noVBand="0" w:val="0020"/>
+        <w:tblBorders>
+          <w:top w:val="single" w:sz="6" w:space="0" w:color="auto"/>
+          <w:left w:val="single" w:sz="6" w:space="0" w:color="auto"/>
+          <w:bottom w:val="single" w:sz="6" w:space="0" w:color="auto"/>
+          <w:right w:val="single" w:sz="6" w:space="0" w:color="auto"/>
+          <w:insideH w:val="single" w:sz="6" w:space="0" w:color="auto"/>
+          <w:insideV w:val="single" w:sz="6" w:space="0" w:color="auto"/>
+        </w:tblBorders>
       </w:tblPr>
       <w:tblGrid>
         <w:gridCol w:w="2640"/>
@@ -24445,8 +24621,16 @@
       <w:tblPr>
         <w:tblStyle w:val="Table"/>
         <w:tblW w:type="pct" w:w="5000"/>
-        <w:tblLayout w:type="fixed"/>
+        <w:tblLayout w:type="autofit"/>
         <w:tblLook w:firstRow="1" w:lastRow="0" w:firstColumn="0" w:lastColumn="0" w:noHBand="0" w:noVBand="0" w:val="0020"/>
+        <w:tblBorders>
+          <w:top w:val="single" w:sz="6" w:space="0" w:color="auto"/>
+          <w:left w:val="single" w:sz="6" w:space="0" w:color="auto"/>
+          <w:bottom w:val="single" w:sz="6" w:space="0" w:color="auto"/>
+          <w:right w:val="single" w:sz="6" w:space="0" w:color="auto"/>
+          <w:insideH w:val="single" w:sz="6" w:space="0" w:color="auto"/>
+          <w:insideV w:val="single" w:sz="6" w:space="0" w:color="auto"/>
+        </w:tblBorders>
       </w:tblPr>
       <w:tblGrid>
         <w:gridCol w:w="2640"/>
@@ -24887,8 +25071,16 @@
       <w:tblPr>
         <w:tblStyle w:val="Table"/>
         <w:tblW w:type="pct" w:w="5000"/>
-        <w:tblLayout w:type="fixed"/>
+        <w:tblLayout w:type="autofit"/>
         <w:tblLook w:firstRow="1" w:lastRow="0" w:firstColumn="0" w:lastColumn="0" w:noHBand="0" w:noVBand="0" w:val="0020"/>
+        <w:tblBorders>
+          <w:top w:val="single" w:sz="6" w:space="0" w:color="auto"/>
+          <w:left w:val="single" w:sz="6" w:space="0" w:color="auto"/>
+          <w:bottom w:val="single" w:sz="6" w:space="0" w:color="auto"/>
+          <w:right w:val="single" w:sz="6" w:space="0" w:color="auto"/>
+          <w:insideH w:val="single" w:sz="6" w:space="0" w:color="auto"/>
+          <w:insideV w:val="single" w:sz="6" w:space="0" w:color="auto"/>
+        </w:tblBorders>
       </w:tblPr>
       <w:tblGrid>
         <w:gridCol w:w="2640"/>
@@ -25534,8 +25726,16 @@
       <w:tblPr>
         <w:tblStyle w:val="Table"/>
         <w:tblW w:type="pct" w:w="5000"/>
-        <w:tblLayout w:type="fixed"/>
+        <w:tblLayout w:type="autofit"/>
         <w:tblLook w:firstRow="1" w:lastRow="0" w:firstColumn="0" w:lastColumn="0" w:noHBand="0" w:noVBand="0" w:val="0020"/>
+        <w:tblBorders>
+          <w:top w:val="single" w:sz="6" w:space="0" w:color="auto"/>
+          <w:left w:val="single" w:sz="6" w:space="0" w:color="auto"/>
+          <w:bottom w:val="single" w:sz="6" w:space="0" w:color="auto"/>
+          <w:right w:val="single" w:sz="6" w:space="0" w:color="auto"/>
+          <w:insideH w:val="single" w:sz="6" w:space="0" w:color="auto"/>
+          <w:insideV w:val="single" w:sz="6" w:space="0" w:color="auto"/>
+        </w:tblBorders>
       </w:tblPr>
       <w:tblGrid>
         <w:gridCol w:w="2640"/>
@@ -25730,8 +25930,16 @@
       <w:tblPr>
         <w:tblStyle w:val="Table"/>
         <w:tblW w:type="pct" w:w="5000"/>
-        <w:tblLayout w:type="fixed"/>
+        <w:tblLayout w:type="autofit"/>
         <w:tblLook w:firstRow="1" w:lastRow="0" w:firstColumn="0" w:lastColumn="0" w:noHBand="0" w:noVBand="0" w:val="0020"/>
+        <w:tblBorders>
+          <w:top w:val="single" w:sz="6" w:space="0" w:color="auto"/>
+          <w:left w:val="single" w:sz="6" w:space="0" w:color="auto"/>
+          <w:bottom w:val="single" w:sz="6" w:space="0" w:color="auto"/>
+          <w:right w:val="single" w:sz="6" w:space="0" w:color="auto"/>
+          <w:insideH w:val="single" w:sz="6" w:space="0" w:color="auto"/>
+          <w:insideV w:val="single" w:sz="6" w:space="0" w:color="auto"/>
+        </w:tblBorders>
       </w:tblPr>
       <w:tblGrid>
         <w:gridCol w:w="2640"/>
@@ -26092,8 +26300,16 @@
       <w:tblPr>
         <w:tblStyle w:val="Table"/>
         <w:tblW w:type="pct" w:w="5000"/>
-        <w:tblLayout w:type="fixed"/>
+        <w:tblLayout w:type="autofit"/>
         <w:tblLook w:firstRow="1" w:lastRow="0" w:firstColumn="0" w:lastColumn="0" w:noHBand="0" w:noVBand="0" w:val="0020"/>
+        <w:tblBorders>
+          <w:top w:val="single" w:sz="6" w:space="0" w:color="auto"/>
+          <w:left w:val="single" w:sz="6" w:space="0" w:color="auto"/>
+          <w:bottom w:val="single" w:sz="6" w:space="0" w:color="auto"/>
+          <w:right w:val="single" w:sz="6" w:space="0" w:color="auto"/>
+          <w:insideH w:val="single" w:sz="6" w:space="0" w:color="auto"/>
+          <w:insideV w:val="single" w:sz="6" w:space="0" w:color="auto"/>
+        </w:tblBorders>
       </w:tblPr>
       <w:tblGrid>
         <w:gridCol w:w="2640"/>
@@ -26698,8 +26914,16 @@
       <w:tblPr>
         <w:tblStyle w:val="Table"/>
         <w:tblW w:type="pct" w:w="5000"/>
-        <w:tblLayout w:type="fixed"/>
+        <w:tblLayout w:type="autofit"/>
         <w:tblLook w:firstRow="1" w:lastRow="0" w:firstColumn="0" w:lastColumn="0" w:noHBand="0" w:noVBand="0" w:val="0020"/>
+        <w:tblBorders>
+          <w:top w:val="single" w:sz="6" w:space="0" w:color="auto"/>
+          <w:left w:val="single" w:sz="6" w:space="0" w:color="auto"/>
+          <w:bottom w:val="single" w:sz="6" w:space="0" w:color="auto"/>
+          <w:right w:val="single" w:sz="6" w:space="0" w:color="auto"/>
+          <w:insideH w:val="single" w:sz="6" w:space="0" w:color="auto"/>
+          <w:insideV w:val="single" w:sz="6" w:space="0" w:color="auto"/>
+        </w:tblBorders>
       </w:tblPr>
       <w:tblGrid>
         <w:gridCol w:w="2640"/>
@@ -26934,8 +27158,16 @@
       <w:tblPr>
         <w:tblStyle w:val="Table"/>
         <w:tblW w:type="pct" w:w="5000"/>
-        <w:tblLayout w:type="fixed"/>
+        <w:tblLayout w:type="autofit"/>
         <w:tblLook w:firstRow="1" w:lastRow="0" w:firstColumn="0" w:lastColumn="0" w:noHBand="0" w:noVBand="0" w:val="0020"/>
+        <w:tblBorders>
+          <w:top w:val="single" w:sz="6" w:space="0" w:color="auto"/>
+          <w:left w:val="single" w:sz="6" w:space="0" w:color="auto"/>
+          <w:bottom w:val="single" w:sz="6" w:space="0" w:color="auto"/>
+          <w:right w:val="single" w:sz="6" w:space="0" w:color="auto"/>
+          <w:insideH w:val="single" w:sz="6" w:space="0" w:color="auto"/>
+          <w:insideV w:val="single" w:sz="6" w:space="0" w:color="auto"/>
+        </w:tblBorders>
       </w:tblPr>
       <w:tblGrid>
         <w:gridCol w:w="2640"/>
@@ -27647,8 +27879,16 @@
       <w:tblPr>
         <w:tblStyle w:val="Table"/>
         <w:tblW w:type="pct" w:w="5000"/>
-        <w:tblLayout w:type="fixed"/>
+        <w:tblLayout w:type="autofit"/>
         <w:tblLook w:firstRow="1" w:lastRow="0" w:firstColumn="0" w:lastColumn="0" w:noHBand="0" w:noVBand="0" w:val="0020"/>
+        <w:tblBorders>
+          <w:top w:val="single" w:sz="6" w:space="0" w:color="auto"/>
+          <w:left w:val="single" w:sz="6" w:space="0" w:color="auto"/>
+          <w:bottom w:val="single" w:sz="6" w:space="0" w:color="auto"/>
+          <w:right w:val="single" w:sz="6" w:space="0" w:color="auto"/>
+          <w:insideH w:val="single" w:sz="6" w:space="0" w:color="auto"/>
+          <w:insideV w:val="single" w:sz="6" w:space="0" w:color="auto"/>
+        </w:tblBorders>
       </w:tblPr>
       <w:tblGrid>
         <w:gridCol w:w="2640"/>
@@ -28571,8 +28811,16 @@
       <w:tblPr>
         <w:tblStyle w:val="Table"/>
         <w:tblW w:type="pct" w:w="5000"/>
-        <w:tblLayout w:type="fixed"/>
+        <w:tblLayout w:type="autofit"/>
         <w:tblLook w:firstRow="1" w:lastRow="0" w:firstColumn="0" w:lastColumn="0" w:noHBand="0" w:noVBand="0" w:val="0020"/>
+        <w:tblBorders>
+          <w:top w:val="single" w:sz="6" w:space="0" w:color="auto"/>
+          <w:left w:val="single" w:sz="6" w:space="0" w:color="auto"/>
+          <w:bottom w:val="single" w:sz="6" w:space="0" w:color="auto"/>
+          <w:right w:val="single" w:sz="6" w:space="0" w:color="auto"/>
+          <w:insideH w:val="single" w:sz="6" w:space="0" w:color="auto"/>
+          <w:insideV w:val="single" w:sz="6" w:space="0" w:color="auto"/>
+        </w:tblBorders>
       </w:tblPr>
       <w:tblGrid>
         <w:gridCol w:w="2640"/>
@@ -29260,8 +29508,16 @@
       <w:tblPr>
         <w:tblStyle w:val="Table"/>
         <w:tblW w:type="pct" w:w="5000"/>
-        <w:tblLayout w:type="fixed"/>
+        <w:tblLayout w:type="autofit"/>
         <w:tblLook w:firstRow="1" w:lastRow="0" w:firstColumn="0" w:lastColumn="0" w:noHBand="0" w:noVBand="0" w:val="0020"/>
+        <w:tblBorders>
+          <w:top w:val="single" w:sz="6" w:space="0" w:color="auto"/>
+          <w:left w:val="single" w:sz="6" w:space="0" w:color="auto"/>
+          <w:bottom w:val="single" w:sz="6" w:space="0" w:color="auto"/>
+          <w:right w:val="single" w:sz="6" w:space="0" w:color="auto"/>
+          <w:insideH w:val="single" w:sz="6" w:space="0" w:color="auto"/>
+          <w:insideV w:val="single" w:sz="6" w:space="0" w:color="auto"/>
+        </w:tblBorders>
       </w:tblPr>
       <w:tblGrid>
         <w:gridCol w:w="2640"/>
@@ -29925,8 +30181,16 @@
       <w:tblPr>
         <w:tblStyle w:val="Table"/>
         <w:tblW w:type="pct" w:w="5000"/>
-        <w:tblLayout w:type="fixed"/>
+        <w:tblLayout w:type="autofit"/>
         <w:tblLook w:firstRow="1" w:lastRow="0" w:firstColumn="0" w:lastColumn="0" w:noHBand="0" w:noVBand="0" w:val="0020"/>
+        <w:tblBorders>
+          <w:top w:val="single" w:sz="6" w:space="0" w:color="auto"/>
+          <w:left w:val="single" w:sz="6" w:space="0" w:color="auto"/>
+          <w:bottom w:val="single" w:sz="6" w:space="0" w:color="auto"/>
+          <w:right w:val="single" w:sz="6" w:space="0" w:color="auto"/>
+          <w:insideH w:val="single" w:sz="6" w:space="0" w:color="auto"/>
+          <w:insideV w:val="single" w:sz="6" w:space="0" w:color="auto"/>
+        </w:tblBorders>
       </w:tblPr>
       <w:tblGrid>
         <w:gridCol w:w="2640"/>
@@ -30499,6 +30763,15 @@
         <w:tblStyle w:val="Table"/>
         <w:tblW w:type="auto" w:w="0"/>
         <w:tblLook w:firstRow="1" w:lastRow="0" w:firstColumn="0" w:lastColumn="0" w:noHBand="0" w:noVBand="0" w:val="0020"/>
+        <w:tblLayout w:type="autofit"/>
+        <w:tblBorders>
+          <w:top w:val="single" w:sz="6" w:space="0" w:color="auto"/>
+          <w:left w:val="single" w:sz="6" w:space="0" w:color="auto"/>
+          <w:bottom w:val="single" w:sz="6" w:space="0" w:color="auto"/>
+          <w:right w:val="single" w:sz="6" w:space="0" w:color="auto"/>
+          <w:insideH w:val="single" w:sz="6" w:space="0" w:color="auto"/>
+          <w:insideV w:val="single" w:sz="6" w:space="0" w:color="auto"/>
+        </w:tblBorders>
       </w:tblPr>
       <w:tblGrid>
         <w:gridCol w:w="2640"/>
@@ -30925,8 +31198,16 @@
       <w:tblPr>
         <w:tblStyle w:val="Table"/>
         <w:tblW w:type="pct" w:w="5000"/>
-        <w:tblLayout w:type="fixed"/>
+        <w:tblLayout w:type="autofit"/>
         <w:tblLook w:firstRow="1" w:lastRow="0" w:firstColumn="0" w:lastColumn="0" w:noHBand="0" w:noVBand="0" w:val="0020"/>
+        <w:tblBorders>
+          <w:top w:val="single" w:sz="6" w:space="0" w:color="auto"/>
+          <w:left w:val="single" w:sz="6" w:space="0" w:color="auto"/>
+          <w:bottom w:val="single" w:sz="6" w:space="0" w:color="auto"/>
+          <w:right w:val="single" w:sz="6" w:space="0" w:color="auto"/>
+          <w:insideH w:val="single" w:sz="6" w:space="0" w:color="auto"/>
+          <w:insideV w:val="single" w:sz="6" w:space="0" w:color="auto"/>
+        </w:tblBorders>
       </w:tblPr>
       <w:tblGrid>
         <w:gridCol w:w="2640"/>
@@ -31641,8 +31922,16 @@
       <w:tblPr>
         <w:tblStyle w:val="Table"/>
         <w:tblW w:type="pct" w:w="5000"/>
-        <w:tblLayout w:type="fixed"/>
+        <w:tblLayout w:type="autofit"/>
         <w:tblLook w:firstRow="1" w:lastRow="0" w:firstColumn="0" w:lastColumn="0" w:noHBand="0" w:noVBand="0" w:val="0020"/>
+        <w:tblBorders>
+          <w:top w:val="single" w:sz="6" w:space="0" w:color="auto"/>
+          <w:left w:val="single" w:sz="6" w:space="0" w:color="auto"/>
+          <w:bottom w:val="single" w:sz="6" w:space="0" w:color="auto"/>
+          <w:right w:val="single" w:sz="6" w:space="0" w:color="auto"/>
+          <w:insideH w:val="single" w:sz="6" w:space="0" w:color="auto"/>
+          <w:insideV w:val="single" w:sz="6" w:space="0" w:color="auto"/>
+        </w:tblBorders>
       </w:tblPr>
       <w:tblGrid>
         <w:gridCol w:w="3960"/>
@@ -32032,6 +32321,7 @@
     <w:bookmarkEnd w:id="140"/>
     <w:bookmarkEnd w:id="141"/>
     <w:sectPr>
+      <w:pgSz w:w="16838" w:h="11906" w:orient="landscape"/>
       <w:footnotePr>
         <w:numRestart w:val="eachSect"/>
       </w:footnotePr>
@@ -32700,6 +32990,7 @@
   <w:docDefaults>
     <w:rPrDefault>
       <w:rPr>
+        <w:color w:val="auto"/>
         <w:rFonts w:asciiTheme="minorHAnsi" w:cstheme="minorBidi" w:eastAsiaTheme="minorEastAsia" w:hAnsiTheme="minorHAnsi"/>
         <w:sz w:val="24"/>
         <w:szCs w:val="24"/>

--- a/docx/recent-changes.docx
+++ b/docx/recent-changes.docx
@@ -1206,15 +1206,15 @@
       <w:tblPr>
         <w:tblStyle w:val="Table"/>
         <w:tblW w:type="pct" w:w="5000"/>
-        <w:tblLayout w:type="autofit"/>
+        <w:tblLayout w:type="fixed"/>
         <w:tblLook w:firstRow="1" w:lastRow="0" w:firstColumn="0" w:lastColumn="0" w:noHBand="0" w:noVBand="0" w:val="0020"/>
         <w:tblBorders>
-          <w:top w:val="single" w:sz="6" w:space="0" w:color="auto"/>
-          <w:left w:val="single" w:sz="6" w:space="0" w:color="auto"/>
-          <w:bottom w:val="single" w:sz="6" w:space="0" w:color="auto"/>
-          <w:right w:val="single" w:sz="6" w:space="0" w:color="auto"/>
-          <w:insideH w:val="single" w:sz="6" w:space="0" w:color="auto"/>
-          <w:insideV w:val="single" w:sz="6" w:space="0" w:color="auto"/>
+          <w:top w:val="single" w:sz="6" w:space="0" w:color="808080"/>
+          <w:left w:val="single" w:sz="6" w:space="0" w:color="808080"/>
+          <w:bottom w:val="single" w:sz="6" w:space="0" w:color="808080"/>
+          <w:right w:val="single" w:sz="6" w:space="0" w:color="808080"/>
+          <w:insideH w:val="single" w:sz="6" w:space="0" w:color="808080"/>
+          <w:insideV w:val="single" w:sz="6" w:space="0" w:color="808080"/>
         </w:tblBorders>
       </w:tblPr>
       <w:tblGrid>
@@ -4417,15 +4417,15 @@
       <w:tblPr>
         <w:tblStyle w:val="Table"/>
         <w:tblW w:type="pct" w:w="5000"/>
-        <w:tblLayout w:type="autofit"/>
+        <w:tblLayout w:type="fixed"/>
         <w:tblLook w:firstRow="1" w:lastRow="0" w:firstColumn="0" w:lastColumn="0" w:noHBand="0" w:noVBand="0" w:val="0020"/>
         <w:tblBorders>
-          <w:top w:val="single" w:sz="6" w:space="0" w:color="auto"/>
-          <w:left w:val="single" w:sz="6" w:space="0" w:color="auto"/>
-          <w:bottom w:val="single" w:sz="6" w:space="0" w:color="auto"/>
-          <w:right w:val="single" w:sz="6" w:space="0" w:color="auto"/>
-          <w:insideH w:val="single" w:sz="6" w:space="0" w:color="auto"/>
-          <w:insideV w:val="single" w:sz="6" w:space="0" w:color="auto"/>
+          <w:top w:val="single" w:sz="6" w:space="0" w:color="808080"/>
+          <w:left w:val="single" w:sz="6" w:space="0" w:color="808080"/>
+          <w:bottom w:val="single" w:sz="6" w:space="0" w:color="808080"/>
+          <w:right w:val="single" w:sz="6" w:space="0" w:color="808080"/>
+          <w:insideH w:val="single" w:sz="6" w:space="0" w:color="808080"/>
+          <w:insideV w:val="single" w:sz="6" w:space="0" w:color="808080"/>
         </w:tblBorders>
       </w:tblPr>
       <w:tblGrid>
@@ -6253,15 +6253,15 @@
       <w:tblPr>
         <w:tblStyle w:val="Table"/>
         <w:tblW w:type="pct" w:w="5000"/>
-        <w:tblLayout w:type="autofit"/>
+        <w:tblLayout w:type="fixed"/>
         <w:tblLook w:firstRow="1" w:lastRow="0" w:firstColumn="0" w:lastColumn="0" w:noHBand="0" w:noVBand="0" w:val="0020"/>
         <w:tblBorders>
-          <w:top w:val="single" w:sz="6" w:space="0" w:color="auto"/>
-          <w:left w:val="single" w:sz="6" w:space="0" w:color="auto"/>
-          <w:bottom w:val="single" w:sz="6" w:space="0" w:color="auto"/>
-          <w:right w:val="single" w:sz="6" w:space="0" w:color="auto"/>
-          <w:insideH w:val="single" w:sz="6" w:space="0" w:color="auto"/>
-          <w:insideV w:val="single" w:sz="6" w:space="0" w:color="auto"/>
+          <w:top w:val="single" w:sz="6" w:space="0" w:color="808080"/>
+          <w:left w:val="single" w:sz="6" w:space="0" w:color="808080"/>
+          <w:bottom w:val="single" w:sz="6" w:space="0" w:color="808080"/>
+          <w:right w:val="single" w:sz="6" w:space="0" w:color="808080"/>
+          <w:insideH w:val="single" w:sz="6" w:space="0" w:color="808080"/>
+          <w:insideV w:val="single" w:sz="6" w:space="0" w:color="808080"/>
         </w:tblBorders>
       </w:tblPr>
       <w:tblGrid>
@@ -7098,15 +7098,15 @@
       <w:tblPr>
         <w:tblStyle w:val="Table"/>
         <w:tblW w:type="pct" w:w="5000"/>
-        <w:tblLayout w:type="autofit"/>
+        <w:tblLayout w:type="fixed"/>
         <w:tblLook w:firstRow="1" w:lastRow="0" w:firstColumn="0" w:lastColumn="0" w:noHBand="0" w:noVBand="0" w:val="0020"/>
         <w:tblBorders>
-          <w:top w:val="single" w:sz="6" w:space="0" w:color="auto"/>
-          <w:left w:val="single" w:sz="6" w:space="0" w:color="auto"/>
-          <w:bottom w:val="single" w:sz="6" w:space="0" w:color="auto"/>
-          <w:right w:val="single" w:sz="6" w:space="0" w:color="auto"/>
-          <w:insideH w:val="single" w:sz="6" w:space="0" w:color="auto"/>
-          <w:insideV w:val="single" w:sz="6" w:space="0" w:color="auto"/>
+          <w:top w:val="single" w:sz="6" w:space="0" w:color="808080"/>
+          <w:left w:val="single" w:sz="6" w:space="0" w:color="808080"/>
+          <w:bottom w:val="single" w:sz="6" w:space="0" w:color="808080"/>
+          <w:right w:val="single" w:sz="6" w:space="0" w:color="808080"/>
+          <w:insideH w:val="single" w:sz="6" w:space="0" w:color="808080"/>
+          <w:insideV w:val="single" w:sz="6" w:space="0" w:color="808080"/>
         </w:tblBorders>
       </w:tblPr>
       <w:tblGrid>
@@ -7269,15 +7269,15 @@
       <w:tblPr>
         <w:tblStyle w:val="Table"/>
         <w:tblW w:type="pct" w:w="5000"/>
-        <w:tblLayout w:type="autofit"/>
+        <w:tblLayout w:type="fixed"/>
         <w:tblLook w:firstRow="1" w:lastRow="0" w:firstColumn="0" w:lastColumn="0" w:noHBand="0" w:noVBand="0" w:val="0020"/>
         <w:tblBorders>
-          <w:top w:val="single" w:sz="6" w:space="0" w:color="auto"/>
-          <w:left w:val="single" w:sz="6" w:space="0" w:color="auto"/>
-          <w:bottom w:val="single" w:sz="6" w:space="0" w:color="auto"/>
-          <w:right w:val="single" w:sz="6" w:space="0" w:color="auto"/>
-          <w:insideH w:val="single" w:sz="6" w:space="0" w:color="auto"/>
-          <w:insideV w:val="single" w:sz="6" w:space="0" w:color="auto"/>
+          <w:top w:val="single" w:sz="6" w:space="0" w:color="808080"/>
+          <w:left w:val="single" w:sz="6" w:space="0" w:color="808080"/>
+          <w:bottom w:val="single" w:sz="6" w:space="0" w:color="808080"/>
+          <w:right w:val="single" w:sz="6" w:space="0" w:color="808080"/>
+          <w:insideH w:val="single" w:sz="6" w:space="0" w:color="808080"/>
+          <w:insideV w:val="single" w:sz="6" w:space="0" w:color="808080"/>
         </w:tblBorders>
       </w:tblPr>
       <w:tblGrid>
@@ -7753,15 +7753,15 @@
       <w:tblPr>
         <w:tblStyle w:val="Table"/>
         <w:tblW w:type="pct" w:w="5000"/>
-        <w:tblLayout w:type="autofit"/>
+        <w:tblLayout w:type="fixed"/>
         <w:tblLook w:firstRow="1" w:lastRow="0" w:firstColumn="0" w:lastColumn="0" w:noHBand="0" w:noVBand="0" w:val="0020"/>
         <w:tblBorders>
-          <w:top w:val="single" w:sz="6" w:space="0" w:color="auto"/>
-          <w:left w:val="single" w:sz="6" w:space="0" w:color="auto"/>
-          <w:bottom w:val="single" w:sz="6" w:space="0" w:color="auto"/>
-          <w:right w:val="single" w:sz="6" w:space="0" w:color="auto"/>
-          <w:insideH w:val="single" w:sz="6" w:space="0" w:color="auto"/>
-          <w:insideV w:val="single" w:sz="6" w:space="0" w:color="auto"/>
+          <w:top w:val="single" w:sz="6" w:space="0" w:color="808080"/>
+          <w:left w:val="single" w:sz="6" w:space="0" w:color="808080"/>
+          <w:bottom w:val="single" w:sz="6" w:space="0" w:color="808080"/>
+          <w:right w:val="single" w:sz="6" w:space="0" w:color="808080"/>
+          <w:insideH w:val="single" w:sz="6" w:space="0" w:color="808080"/>
+          <w:insideV w:val="single" w:sz="6" w:space="0" w:color="808080"/>
         </w:tblBorders>
       </w:tblPr>
       <w:tblGrid>
@@ -8162,15 +8162,15 @@
       <w:tblPr>
         <w:tblStyle w:val="Table"/>
         <w:tblW w:type="pct" w:w="5000"/>
-        <w:tblLayout w:type="autofit"/>
+        <w:tblLayout w:type="fixed"/>
         <w:tblLook w:firstRow="1" w:lastRow="0" w:firstColumn="0" w:lastColumn="0" w:noHBand="0" w:noVBand="0" w:val="0020"/>
         <w:tblBorders>
-          <w:top w:val="single" w:sz="6" w:space="0" w:color="auto"/>
-          <w:left w:val="single" w:sz="6" w:space="0" w:color="auto"/>
-          <w:bottom w:val="single" w:sz="6" w:space="0" w:color="auto"/>
-          <w:right w:val="single" w:sz="6" w:space="0" w:color="auto"/>
-          <w:insideH w:val="single" w:sz="6" w:space="0" w:color="auto"/>
-          <w:insideV w:val="single" w:sz="6" w:space="0" w:color="auto"/>
+          <w:top w:val="single" w:sz="6" w:space="0" w:color="808080"/>
+          <w:left w:val="single" w:sz="6" w:space="0" w:color="808080"/>
+          <w:bottom w:val="single" w:sz="6" w:space="0" w:color="808080"/>
+          <w:right w:val="single" w:sz="6" w:space="0" w:color="808080"/>
+          <w:insideH w:val="single" w:sz="6" w:space="0" w:color="808080"/>
+          <w:insideV w:val="single" w:sz="6" w:space="0" w:color="808080"/>
         </w:tblBorders>
       </w:tblPr>
       <w:tblGrid>
@@ -9727,15 +9727,15 @@
       <w:tblPr>
         <w:tblStyle w:val="Table"/>
         <w:tblW w:type="pct" w:w="5000"/>
-        <w:tblLayout w:type="autofit"/>
+        <w:tblLayout w:type="fixed"/>
         <w:tblLook w:firstRow="1" w:lastRow="0" w:firstColumn="0" w:lastColumn="0" w:noHBand="0" w:noVBand="0" w:val="0020"/>
         <w:tblBorders>
-          <w:top w:val="single" w:sz="6" w:space="0" w:color="auto"/>
-          <w:left w:val="single" w:sz="6" w:space="0" w:color="auto"/>
-          <w:bottom w:val="single" w:sz="6" w:space="0" w:color="auto"/>
-          <w:right w:val="single" w:sz="6" w:space="0" w:color="auto"/>
-          <w:insideH w:val="single" w:sz="6" w:space="0" w:color="auto"/>
-          <w:insideV w:val="single" w:sz="6" w:space="0" w:color="auto"/>
+          <w:top w:val="single" w:sz="6" w:space="0" w:color="808080"/>
+          <w:left w:val="single" w:sz="6" w:space="0" w:color="808080"/>
+          <w:bottom w:val="single" w:sz="6" w:space="0" w:color="808080"/>
+          <w:right w:val="single" w:sz="6" w:space="0" w:color="808080"/>
+          <w:insideH w:val="single" w:sz="6" w:space="0" w:color="808080"/>
+          <w:insideV w:val="single" w:sz="6" w:space="0" w:color="808080"/>
         </w:tblBorders>
       </w:tblPr>
       <w:tblGrid>
@@ -11233,15 +11233,15 @@
       <w:tblPr>
         <w:tblStyle w:val="Table"/>
         <w:tblW w:type="pct" w:w="5000"/>
-        <w:tblLayout w:type="autofit"/>
+        <w:tblLayout w:type="fixed"/>
         <w:tblLook w:firstRow="1" w:lastRow="0" w:firstColumn="0" w:lastColumn="0" w:noHBand="0" w:noVBand="0" w:val="0020"/>
         <w:tblBorders>
-          <w:top w:val="single" w:sz="6" w:space="0" w:color="auto"/>
-          <w:left w:val="single" w:sz="6" w:space="0" w:color="auto"/>
-          <w:bottom w:val="single" w:sz="6" w:space="0" w:color="auto"/>
-          <w:right w:val="single" w:sz="6" w:space="0" w:color="auto"/>
-          <w:insideH w:val="single" w:sz="6" w:space="0" w:color="auto"/>
-          <w:insideV w:val="single" w:sz="6" w:space="0" w:color="auto"/>
+          <w:top w:val="single" w:sz="6" w:space="0" w:color="808080"/>
+          <w:left w:val="single" w:sz="6" w:space="0" w:color="808080"/>
+          <w:bottom w:val="single" w:sz="6" w:space="0" w:color="808080"/>
+          <w:right w:val="single" w:sz="6" w:space="0" w:color="808080"/>
+          <w:insideH w:val="single" w:sz="6" w:space="0" w:color="808080"/>
+          <w:insideV w:val="single" w:sz="6" w:space="0" w:color="808080"/>
         </w:tblBorders>
       </w:tblPr>
       <w:tblGrid>
@@ -13738,15 +13738,15 @@
       <w:tblPr>
         <w:tblStyle w:val="Table"/>
         <w:tblW w:type="pct" w:w="5000"/>
-        <w:tblLayout w:type="autofit"/>
+        <w:tblLayout w:type="fixed"/>
         <w:tblLook w:firstRow="1" w:lastRow="0" w:firstColumn="0" w:lastColumn="0" w:noHBand="0" w:noVBand="0" w:val="0020"/>
         <w:tblBorders>
-          <w:top w:val="single" w:sz="6" w:space="0" w:color="auto"/>
-          <w:left w:val="single" w:sz="6" w:space="0" w:color="auto"/>
-          <w:bottom w:val="single" w:sz="6" w:space="0" w:color="auto"/>
-          <w:right w:val="single" w:sz="6" w:space="0" w:color="auto"/>
-          <w:insideH w:val="single" w:sz="6" w:space="0" w:color="auto"/>
-          <w:insideV w:val="single" w:sz="6" w:space="0" w:color="auto"/>
+          <w:top w:val="single" w:sz="6" w:space="0" w:color="808080"/>
+          <w:left w:val="single" w:sz="6" w:space="0" w:color="808080"/>
+          <w:bottom w:val="single" w:sz="6" w:space="0" w:color="808080"/>
+          <w:right w:val="single" w:sz="6" w:space="0" w:color="808080"/>
+          <w:insideH w:val="single" w:sz="6" w:space="0" w:color="808080"/>
+          <w:insideV w:val="single" w:sz="6" w:space="0" w:color="808080"/>
         </w:tblBorders>
       </w:tblPr>
       <w:tblGrid>
@@ -14700,15 +14700,15 @@
       <w:tblPr>
         <w:tblStyle w:val="Table"/>
         <w:tblW w:type="pct" w:w="5000"/>
-        <w:tblLayout w:type="autofit"/>
+        <w:tblLayout w:type="fixed"/>
         <w:tblLook w:firstRow="1" w:lastRow="0" w:firstColumn="0" w:lastColumn="0" w:noHBand="0" w:noVBand="0" w:val="0020"/>
         <w:tblBorders>
-          <w:top w:val="single" w:sz="6" w:space="0" w:color="auto"/>
-          <w:left w:val="single" w:sz="6" w:space="0" w:color="auto"/>
-          <w:bottom w:val="single" w:sz="6" w:space="0" w:color="auto"/>
-          <w:right w:val="single" w:sz="6" w:space="0" w:color="auto"/>
-          <w:insideH w:val="single" w:sz="6" w:space="0" w:color="auto"/>
-          <w:insideV w:val="single" w:sz="6" w:space="0" w:color="auto"/>
+          <w:top w:val="single" w:sz="6" w:space="0" w:color="808080"/>
+          <w:left w:val="single" w:sz="6" w:space="0" w:color="808080"/>
+          <w:bottom w:val="single" w:sz="6" w:space="0" w:color="808080"/>
+          <w:right w:val="single" w:sz="6" w:space="0" w:color="808080"/>
+          <w:insideH w:val="single" w:sz="6" w:space="0" w:color="808080"/>
+          <w:insideV w:val="single" w:sz="6" w:space="0" w:color="808080"/>
         </w:tblBorders>
       </w:tblPr>
       <w:tblGrid>
@@ -15129,15 +15129,15 @@
       <w:tblPr>
         <w:tblStyle w:val="Table"/>
         <w:tblW w:type="pct" w:w="5000"/>
-        <w:tblLayout w:type="autofit"/>
+        <w:tblLayout w:type="fixed"/>
         <w:tblLook w:firstRow="1" w:lastRow="0" w:firstColumn="0" w:lastColumn="0" w:noHBand="0" w:noVBand="0" w:val="0020"/>
         <w:tblBorders>
-          <w:top w:val="single" w:sz="6" w:space="0" w:color="auto"/>
-          <w:left w:val="single" w:sz="6" w:space="0" w:color="auto"/>
-          <w:bottom w:val="single" w:sz="6" w:space="0" w:color="auto"/>
-          <w:right w:val="single" w:sz="6" w:space="0" w:color="auto"/>
-          <w:insideH w:val="single" w:sz="6" w:space="0" w:color="auto"/>
-          <w:insideV w:val="single" w:sz="6" w:space="0" w:color="auto"/>
+          <w:top w:val="single" w:sz="6" w:space="0" w:color="808080"/>
+          <w:left w:val="single" w:sz="6" w:space="0" w:color="808080"/>
+          <w:bottom w:val="single" w:sz="6" w:space="0" w:color="808080"/>
+          <w:right w:val="single" w:sz="6" w:space="0" w:color="808080"/>
+          <w:insideH w:val="single" w:sz="6" w:space="0" w:color="808080"/>
+          <w:insideV w:val="single" w:sz="6" w:space="0" w:color="808080"/>
         </w:tblBorders>
       </w:tblPr>
       <w:tblGrid>
@@ -15951,15 +15951,15 @@
       <w:tblPr>
         <w:tblStyle w:val="Table"/>
         <w:tblW w:type="pct" w:w="5000"/>
-        <w:tblLayout w:type="autofit"/>
+        <w:tblLayout w:type="fixed"/>
         <w:tblLook w:firstRow="1" w:lastRow="0" w:firstColumn="0" w:lastColumn="0" w:noHBand="0" w:noVBand="0" w:val="0020"/>
         <w:tblBorders>
-          <w:top w:val="single" w:sz="6" w:space="0" w:color="auto"/>
-          <w:left w:val="single" w:sz="6" w:space="0" w:color="auto"/>
-          <w:bottom w:val="single" w:sz="6" w:space="0" w:color="auto"/>
-          <w:right w:val="single" w:sz="6" w:space="0" w:color="auto"/>
-          <w:insideH w:val="single" w:sz="6" w:space="0" w:color="auto"/>
-          <w:insideV w:val="single" w:sz="6" w:space="0" w:color="auto"/>
+          <w:top w:val="single" w:sz="6" w:space="0" w:color="808080"/>
+          <w:left w:val="single" w:sz="6" w:space="0" w:color="808080"/>
+          <w:bottom w:val="single" w:sz="6" w:space="0" w:color="808080"/>
+          <w:right w:val="single" w:sz="6" w:space="0" w:color="808080"/>
+          <w:insideH w:val="single" w:sz="6" w:space="0" w:color="808080"/>
+          <w:insideV w:val="single" w:sz="6" w:space="0" w:color="808080"/>
         </w:tblBorders>
       </w:tblPr>
       <w:tblGrid>
@@ -17898,15 +17898,15 @@
       <w:tblPr>
         <w:tblStyle w:val="Table"/>
         <w:tblW w:type="pct" w:w="5000"/>
-        <w:tblLayout w:type="autofit"/>
+        <w:tblLayout w:type="fixed"/>
         <w:tblLook w:firstRow="1" w:lastRow="0" w:firstColumn="0" w:lastColumn="0" w:noHBand="0" w:noVBand="0" w:val="0020"/>
         <w:tblBorders>
-          <w:top w:val="single" w:sz="6" w:space="0" w:color="auto"/>
-          <w:left w:val="single" w:sz="6" w:space="0" w:color="auto"/>
-          <w:bottom w:val="single" w:sz="6" w:space="0" w:color="auto"/>
-          <w:right w:val="single" w:sz="6" w:space="0" w:color="auto"/>
-          <w:insideH w:val="single" w:sz="6" w:space="0" w:color="auto"/>
-          <w:insideV w:val="single" w:sz="6" w:space="0" w:color="auto"/>
+          <w:top w:val="single" w:sz="6" w:space="0" w:color="808080"/>
+          <w:left w:val="single" w:sz="6" w:space="0" w:color="808080"/>
+          <w:bottom w:val="single" w:sz="6" w:space="0" w:color="808080"/>
+          <w:right w:val="single" w:sz="6" w:space="0" w:color="808080"/>
+          <w:insideH w:val="single" w:sz="6" w:space="0" w:color="808080"/>
+          <w:insideV w:val="single" w:sz="6" w:space="0" w:color="808080"/>
         </w:tblBorders>
       </w:tblPr>
       <w:tblGrid>
@@ -19590,15 +19590,15 @@
       <w:tblPr>
         <w:tblStyle w:val="Table"/>
         <w:tblW w:type="pct" w:w="5000"/>
-        <w:tblLayout w:type="autofit"/>
+        <w:tblLayout w:type="fixed"/>
         <w:tblLook w:firstRow="1" w:lastRow="0" w:firstColumn="0" w:lastColumn="0" w:noHBand="0" w:noVBand="0" w:val="0020"/>
         <w:tblBorders>
-          <w:top w:val="single" w:sz="6" w:space="0" w:color="auto"/>
-          <w:left w:val="single" w:sz="6" w:space="0" w:color="auto"/>
-          <w:bottom w:val="single" w:sz="6" w:space="0" w:color="auto"/>
-          <w:right w:val="single" w:sz="6" w:space="0" w:color="auto"/>
-          <w:insideH w:val="single" w:sz="6" w:space="0" w:color="auto"/>
-          <w:insideV w:val="single" w:sz="6" w:space="0" w:color="auto"/>
+          <w:top w:val="single" w:sz="6" w:space="0" w:color="808080"/>
+          <w:left w:val="single" w:sz="6" w:space="0" w:color="808080"/>
+          <w:bottom w:val="single" w:sz="6" w:space="0" w:color="808080"/>
+          <w:right w:val="single" w:sz="6" w:space="0" w:color="808080"/>
+          <w:insideH w:val="single" w:sz="6" w:space="0" w:color="808080"/>
+          <w:insideV w:val="single" w:sz="6" w:space="0" w:color="808080"/>
         </w:tblBorders>
       </w:tblPr>
       <w:tblGrid>
@@ -20249,15 +20249,15 @@
       <w:tblPr>
         <w:tblStyle w:val="Table"/>
         <w:tblW w:type="pct" w:w="5000"/>
-        <w:tblLayout w:type="autofit"/>
+        <w:tblLayout w:type="fixed"/>
         <w:tblLook w:firstRow="1" w:lastRow="0" w:firstColumn="0" w:lastColumn="0" w:noHBand="0" w:noVBand="0" w:val="0020"/>
         <w:tblBorders>
-          <w:top w:val="single" w:sz="6" w:space="0" w:color="auto"/>
-          <w:left w:val="single" w:sz="6" w:space="0" w:color="auto"/>
-          <w:bottom w:val="single" w:sz="6" w:space="0" w:color="auto"/>
-          <w:right w:val="single" w:sz="6" w:space="0" w:color="auto"/>
-          <w:insideH w:val="single" w:sz="6" w:space="0" w:color="auto"/>
-          <w:insideV w:val="single" w:sz="6" w:space="0" w:color="auto"/>
+          <w:top w:val="single" w:sz="6" w:space="0" w:color="808080"/>
+          <w:left w:val="single" w:sz="6" w:space="0" w:color="808080"/>
+          <w:bottom w:val="single" w:sz="6" w:space="0" w:color="808080"/>
+          <w:right w:val="single" w:sz="6" w:space="0" w:color="808080"/>
+          <w:insideH w:val="single" w:sz="6" w:space="0" w:color="808080"/>
+          <w:insideV w:val="single" w:sz="6" w:space="0" w:color="808080"/>
         </w:tblBorders>
       </w:tblPr>
       <w:tblGrid>
@@ -20851,15 +20851,15 @@
       <w:tblPr>
         <w:tblStyle w:val="Table"/>
         <w:tblW w:type="pct" w:w="5000"/>
-        <w:tblLayout w:type="autofit"/>
+        <w:tblLayout w:type="fixed"/>
         <w:tblLook w:firstRow="1" w:lastRow="0" w:firstColumn="0" w:lastColumn="0" w:noHBand="0" w:noVBand="0" w:val="0020"/>
         <w:tblBorders>
-          <w:top w:val="single" w:sz="6" w:space="0" w:color="auto"/>
-          <w:left w:val="single" w:sz="6" w:space="0" w:color="auto"/>
-          <w:bottom w:val="single" w:sz="6" w:space="0" w:color="auto"/>
-          <w:right w:val="single" w:sz="6" w:space="0" w:color="auto"/>
-          <w:insideH w:val="single" w:sz="6" w:space="0" w:color="auto"/>
-          <w:insideV w:val="single" w:sz="6" w:space="0" w:color="auto"/>
+          <w:top w:val="single" w:sz="6" w:space="0" w:color="808080"/>
+          <w:left w:val="single" w:sz="6" w:space="0" w:color="808080"/>
+          <w:bottom w:val="single" w:sz="6" w:space="0" w:color="808080"/>
+          <w:right w:val="single" w:sz="6" w:space="0" w:color="808080"/>
+          <w:insideH w:val="single" w:sz="6" w:space="0" w:color="808080"/>
+          <w:insideV w:val="single" w:sz="6" w:space="0" w:color="808080"/>
         </w:tblBorders>
       </w:tblPr>
       <w:tblGrid>
@@ -21257,15 +21257,15 @@
       <w:tblPr>
         <w:tblStyle w:val="Table"/>
         <w:tblW w:type="pct" w:w="5000"/>
-        <w:tblLayout w:type="autofit"/>
+        <w:tblLayout w:type="fixed"/>
         <w:tblLook w:firstRow="1" w:lastRow="0" w:firstColumn="0" w:lastColumn="0" w:noHBand="0" w:noVBand="0" w:val="0020"/>
         <w:tblBorders>
-          <w:top w:val="single" w:sz="6" w:space="0" w:color="auto"/>
-          <w:left w:val="single" w:sz="6" w:space="0" w:color="auto"/>
-          <w:bottom w:val="single" w:sz="6" w:space="0" w:color="auto"/>
-          <w:right w:val="single" w:sz="6" w:space="0" w:color="auto"/>
-          <w:insideH w:val="single" w:sz="6" w:space="0" w:color="auto"/>
-          <w:insideV w:val="single" w:sz="6" w:space="0" w:color="auto"/>
+          <w:top w:val="single" w:sz="6" w:space="0" w:color="808080"/>
+          <w:left w:val="single" w:sz="6" w:space="0" w:color="808080"/>
+          <w:bottom w:val="single" w:sz="6" w:space="0" w:color="808080"/>
+          <w:right w:val="single" w:sz="6" w:space="0" w:color="808080"/>
+          <w:insideH w:val="single" w:sz="6" w:space="0" w:color="808080"/>
+          <w:insideV w:val="single" w:sz="6" w:space="0" w:color="808080"/>
         </w:tblBorders>
       </w:tblPr>
       <w:tblGrid>
@@ -22068,15 +22068,15 @@
       <w:tblPr>
         <w:tblStyle w:val="Table"/>
         <w:tblW w:type="pct" w:w="5000"/>
-        <w:tblLayout w:type="autofit"/>
+        <w:tblLayout w:type="fixed"/>
         <w:tblLook w:firstRow="1" w:lastRow="0" w:firstColumn="0" w:lastColumn="0" w:noHBand="0" w:noVBand="0" w:val="0020"/>
         <w:tblBorders>
-          <w:top w:val="single" w:sz="6" w:space="0" w:color="auto"/>
-          <w:left w:val="single" w:sz="6" w:space="0" w:color="auto"/>
-          <w:bottom w:val="single" w:sz="6" w:space="0" w:color="auto"/>
-          <w:right w:val="single" w:sz="6" w:space="0" w:color="auto"/>
-          <w:insideH w:val="single" w:sz="6" w:space="0" w:color="auto"/>
-          <w:insideV w:val="single" w:sz="6" w:space="0" w:color="auto"/>
+          <w:top w:val="single" w:sz="6" w:space="0" w:color="808080"/>
+          <w:left w:val="single" w:sz="6" w:space="0" w:color="808080"/>
+          <w:bottom w:val="single" w:sz="6" w:space="0" w:color="808080"/>
+          <w:right w:val="single" w:sz="6" w:space="0" w:color="808080"/>
+          <w:insideH w:val="single" w:sz="6" w:space="0" w:color="808080"/>
+          <w:insideV w:val="single" w:sz="6" w:space="0" w:color="808080"/>
         </w:tblBorders>
       </w:tblPr>
       <w:tblGrid>
@@ -22702,15 +22702,15 @@
       <w:tblPr>
         <w:tblStyle w:val="Table"/>
         <w:tblW w:type="pct" w:w="5000"/>
-        <w:tblLayout w:type="autofit"/>
+        <w:tblLayout w:type="fixed"/>
         <w:tblLook w:firstRow="1" w:lastRow="0" w:firstColumn="0" w:lastColumn="0" w:noHBand="0" w:noVBand="0" w:val="0020"/>
         <w:tblBorders>
-          <w:top w:val="single" w:sz="6" w:space="0" w:color="auto"/>
-          <w:left w:val="single" w:sz="6" w:space="0" w:color="auto"/>
-          <w:bottom w:val="single" w:sz="6" w:space="0" w:color="auto"/>
-          <w:right w:val="single" w:sz="6" w:space="0" w:color="auto"/>
-          <w:insideH w:val="single" w:sz="6" w:space="0" w:color="auto"/>
-          <w:insideV w:val="single" w:sz="6" w:space="0" w:color="auto"/>
+          <w:top w:val="single" w:sz="6" w:space="0" w:color="808080"/>
+          <w:left w:val="single" w:sz="6" w:space="0" w:color="808080"/>
+          <w:bottom w:val="single" w:sz="6" w:space="0" w:color="808080"/>
+          <w:right w:val="single" w:sz="6" w:space="0" w:color="808080"/>
+          <w:insideH w:val="single" w:sz="6" w:space="0" w:color="808080"/>
+          <w:insideV w:val="single" w:sz="6" w:space="0" w:color="808080"/>
         </w:tblBorders>
       </w:tblPr>
       <w:tblGrid>
@@ -23502,15 +23502,15 @@
       <w:tblPr>
         <w:tblStyle w:val="Table"/>
         <w:tblW w:type="pct" w:w="5000"/>
-        <w:tblLayout w:type="autofit"/>
+        <w:tblLayout w:type="fixed"/>
         <w:tblLook w:firstRow="1" w:lastRow="0" w:firstColumn="0" w:lastColumn="0" w:noHBand="0" w:noVBand="0" w:val="0020"/>
         <w:tblBorders>
-          <w:top w:val="single" w:sz="6" w:space="0" w:color="auto"/>
-          <w:left w:val="single" w:sz="6" w:space="0" w:color="auto"/>
-          <w:bottom w:val="single" w:sz="6" w:space="0" w:color="auto"/>
-          <w:right w:val="single" w:sz="6" w:space="0" w:color="auto"/>
-          <w:insideH w:val="single" w:sz="6" w:space="0" w:color="auto"/>
-          <w:insideV w:val="single" w:sz="6" w:space="0" w:color="auto"/>
+          <w:top w:val="single" w:sz="6" w:space="0" w:color="808080"/>
+          <w:left w:val="single" w:sz="6" w:space="0" w:color="808080"/>
+          <w:bottom w:val="single" w:sz="6" w:space="0" w:color="808080"/>
+          <w:right w:val="single" w:sz="6" w:space="0" w:color="808080"/>
+          <w:insideH w:val="single" w:sz="6" w:space="0" w:color="808080"/>
+          <w:insideV w:val="single" w:sz="6" w:space="0" w:color="808080"/>
         </w:tblBorders>
       </w:tblPr>
       <w:tblGrid>
@@ -23913,15 +23913,15 @@
       <w:tblPr>
         <w:tblStyle w:val="Table"/>
         <w:tblW w:type="pct" w:w="5000"/>
-        <w:tblLayout w:type="autofit"/>
+        <w:tblLayout w:type="fixed"/>
         <w:tblLook w:firstRow="1" w:lastRow="0" w:firstColumn="0" w:lastColumn="0" w:noHBand="0" w:noVBand="0" w:val="0020"/>
         <w:tblBorders>
-          <w:top w:val="single" w:sz="6" w:space="0" w:color="auto"/>
-          <w:left w:val="single" w:sz="6" w:space="0" w:color="auto"/>
-          <w:bottom w:val="single" w:sz="6" w:space="0" w:color="auto"/>
-          <w:right w:val="single" w:sz="6" w:space="0" w:color="auto"/>
-          <w:insideH w:val="single" w:sz="6" w:space="0" w:color="auto"/>
-          <w:insideV w:val="single" w:sz="6" w:space="0" w:color="auto"/>
+          <w:top w:val="single" w:sz="6" w:space="0" w:color="808080"/>
+          <w:left w:val="single" w:sz="6" w:space="0" w:color="808080"/>
+          <w:bottom w:val="single" w:sz="6" w:space="0" w:color="808080"/>
+          <w:right w:val="single" w:sz="6" w:space="0" w:color="808080"/>
+          <w:insideH w:val="single" w:sz="6" w:space="0" w:color="808080"/>
+          <w:insideV w:val="single" w:sz="6" w:space="0" w:color="808080"/>
         </w:tblBorders>
       </w:tblPr>
       <w:tblGrid>
@@ -24621,15 +24621,15 @@
       <w:tblPr>
         <w:tblStyle w:val="Table"/>
         <w:tblW w:type="pct" w:w="5000"/>
-        <w:tblLayout w:type="autofit"/>
+        <w:tblLayout w:type="fixed"/>
         <w:tblLook w:firstRow="1" w:lastRow="0" w:firstColumn="0" w:lastColumn="0" w:noHBand="0" w:noVBand="0" w:val="0020"/>
         <w:tblBorders>
-          <w:top w:val="single" w:sz="6" w:space="0" w:color="auto"/>
-          <w:left w:val="single" w:sz="6" w:space="0" w:color="auto"/>
-          <w:bottom w:val="single" w:sz="6" w:space="0" w:color="auto"/>
-          <w:right w:val="single" w:sz="6" w:space="0" w:color="auto"/>
-          <w:insideH w:val="single" w:sz="6" w:space="0" w:color="auto"/>
-          <w:insideV w:val="single" w:sz="6" w:space="0" w:color="auto"/>
+          <w:top w:val="single" w:sz="6" w:space="0" w:color="808080"/>
+          <w:left w:val="single" w:sz="6" w:space="0" w:color="808080"/>
+          <w:bottom w:val="single" w:sz="6" w:space="0" w:color="808080"/>
+          <w:right w:val="single" w:sz="6" w:space="0" w:color="808080"/>
+          <w:insideH w:val="single" w:sz="6" w:space="0" w:color="808080"/>
+          <w:insideV w:val="single" w:sz="6" w:space="0" w:color="808080"/>
         </w:tblBorders>
       </w:tblPr>
       <w:tblGrid>
@@ -25071,15 +25071,15 @@
       <w:tblPr>
         <w:tblStyle w:val="Table"/>
         <w:tblW w:type="pct" w:w="5000"/>
-        <w:tblLayout w:type="autofit"/>
+        <w:tblLayout w:type="fixed"/>
         <w:tblLook w:firstRow="1" w:lastRow="0" w:firstColumn="0" w:lastColumn="0" w:noHBand="0" w:noVBand="0" w:val="0020"/>
         <w:tblBorders>
-          <w:top w:val="single" w:sz="6" w:space="0" w:color="auto"/>
-          <w:left w:val="single" w:sz="6" w:space="0" w:color="auto"/>
-          <w:bottom w:val="single" w:sz="6" w:space="0" w:color="auto"/>
-          <w:right w:val="single" w:sz="6" w:space="0" w:color="auto"/>
-          <w:insideH w:val="single" w:sz="6" w:space="0" w:color="auto"/>
-          <w:insideV w:val="single" w:sz="6" w:space="0" w:color="auto"/>
+          <w:top w:val="single" w:sz="6" w:space="0" w:color="808080"/>
+          <w:left w:val="single" w:sz="6" w:space="0" w:color="808080"/>
+          <w:bottom w:val="single" w:sz="6" w:space="0" w:color="808080"/>
+          <w:right w:val="single" w:sz="6" w:space="0" w:color="808080"/>
+          <w:insideH w:val="single" w:sz="6" w:space="0" w:color="808080"/>
+          <w:insideV w:val="single" w:sz="6" w:space="0" w:color="808080"/>
         </w:tblBorders>
       </w:tblPr>
       <w:tblGrid>
@@ -25726,15 +25726,15 @@
       <w:tblPr>
         <w:tblStyle w:val="Table"/>
         <w:tblW w:type="pct" w:w="5000"/>
-        <w:tblLayout w:type="autofit"/>
+        <w:tblLayout w:type="fixed"/>
         <w:tblLook w:firstRow="1" w:lastRow="0" w:firstColumn="0" w:lastColumn="0" w:noHBand="0" w:noVBand="0" w:val="0020"/>
         <w:tblBorders>
-          <w:top w:val="single" w:sz="6" w:space="0" w:color="auto"/>
-          <w:left w:val="single" w:sz="6" w:space="0" w:color="auto"/>
-          <w:bottom w:val="single" w:sz="6" w:space="0" w:color="auto"/>
-          <w:right w:val="single" w:sz="6" w:space="0" w:color="auto"/>
-          <w:insideH w:val="single" w:sz="6" w:space="0" w:color="auto"/>
-          <w:insideV w:val="single" w:sz="6" w:space="0" w:color="auto"/>
+          <w:top w:val="single" w:sz="6" w:space="0" w:color="808080"/>
+          <w:left w:val="single" w:sz="6" w:space="0" w:color="808080"/>
+          <w:bottom w:val="single" w:sz="6" w:space="0" w:color="808080"/>
+          <w:right w:val="single" w:sz="6" w:space="0" w:color="808080"/>
+          <w:insideH w:val="single" w:sz="6" w:space="0" w:color="808080"/>
+          <w:insideV w:val="single" w:sz="6" w:space="0" w:color="808080"/>
         </w:tblBorders>
       </w:tblPr>
       <w:tblGrid>
@@ -25930,15 +25930,15 @@
       <w:tblPr>
         <w:tblStyle w:val="Table"/>
         <w:tblW w:type="pct" w:w="5000"/>
-        <w:tblLayout w:type="autofit"/>
+        <w:tblLayout w:type="fixed"/>
         <w:tblLook w:firstRow="1" w:lastRow="0" w:firstColumn="0" w:lastColumn="0" w:noHBand="0" w:noVBand="0" w:val="0020"/>
         <w:tblBorders>
-          <w:top w:val="single" w:sz="6" w:space="0" w:color="auto"/>
-          <w:left w:val="single" w:sz="6" w:space="0" w:color="auto"/>
-          <w:bottom w:val="single" w:sz="6" w:space="0" w:color="auto"/>
-          <w:right w:val="single" w:sz="6" w:space="0" w:color="auto"/>
-          <w:insideH w:val="single" w:sz="6" w:space="0" w:color="auto"/>
-          <w:insideV w:val="single" w:sz="6" w:space="0" w:color="auto"/>
+          <w:top w:val="single" w:sz="6" w:space="0" w:color="808080"/>
+          <w:left w:val="single" w:sz="6" w:space="0" w:color="808080"/>
+          <w:bottom w:val="single" w:sz="6" w:space="0" w:color="808080"/>
+          <w:right w:val="single" w:sz="6" w:space="0" w:color="808080"/>
+          <w:insideH w:val="single" w:sz="6" w:space="0" w:color="808080"/>
+          <w:insideV w:val="single" w:sz="6" w:space="0" w:color="808080"/>
         </w:tblBorders>
       </w:tblPr>
       <w:tblGrid>
@@ -26300,15 +26300,15 @@
       <w:tblPr>
         <w:tblStyle w:val="Table"/>
         <w:tblW w:type="pct" w:w="5000"/>
-        <w:tblLayout w:type="autofit"/>
+        <w:tblLayout w:type="fixed"/>
         <w:tblLook w:firstRow="1" w:lastRow="0" w:firstColumn="0" w:lastColumn="0" w:noHBand="0" w:noVBand="0" w:val="0020"/>
         <w:tblBorders>
-          <w:top w:val="single" w:sz="6" w:space="0" w:color="auto"/>
-          <w:left w:val="single" w:sz="6" w:space="0" w:color="auto"/>
-          <w:bottom w:val="single" w:sz="6" w:space="0" w:color="auto"/>
-          <w:right w:val="single" w:sz="6" w:space="0" w:color="auto"/>
-          <w:insideH w:val="single" w:sz="6" w:space="0" w:color="auto"/>
-          <w:insideV w:val="single" w:sz="6" w:space="0" w:color="auto"/>
+          <w:top w:val="single" w:sz="6" w:space="0" w:color="808080"/>
+          <w:left w:val="single" w:sz="6" w:space="0" w:color="808080"/>
+          <w:bottom w:val="single" w:sz="6" w:space="0" w:color="808080"/>
+          <w:right w:val="single" w:sz="6" w:space="0" w:color="808080"/>
+          <w:insideH w:val="single" w:sz="6" w:space="0" w:color="808080"/>
+          <w:insideV w:val="single" w:sz="6" w:space="0" w:color="808080"/>
         </w:tblBorders>
       </w:tblPr>
       <w:tblGrid>
@@ -26914,15 +26914,15 @@
       <w:tblPr>
         <w:tblStyle w:val="Table"/>
         <w:tblW w:type="pct" w:w="5000"/>
-        <w:tblLayout w:type="autofit"/>
+        <w:tblLayout w:type="fixed"/>
         <w:tblLook w:firstRow="1" w:lastRow="0" w:firstColumn="0" w:lastColumn="0" w:noHBand="0" w:noVBand="0" w:val="0020"/>
         <w:tblBorders>
-          <w:top w:val="single" w:sz="6" w:space="0" w:color="auto"/>
-          <w:left w:val="single" w:sz="6" w:space="0" w:color="auto"/>
-          <w:bottom w:val="single" w:sz="6" w:space="0" w:color="auto"/>
-          <w:right w:val="single" w:sz="6" w:space="0" w:color="auto"/>
-          <w:insideH w:val="single" w:sz="6" w:space="0" w:color="auto"/>
-          <w:insideV w:val="single" w:sz="6" w:space="0" w:color="auto"/>
+          <w:top w:val="single" w:sz="6" w:space="0" w:color="808080"/>
+          <w:left w:val="single" w:sz="6" w:space="0" w:color="808080"/>
+          <w:bottom w:val="single" w:sz="6" w:space="0" w:color="808080"/>
+          <w:right w:val="single" w:sz="6" w:space="0" w:color="808080"/>
+          <w:insideH w:val="single" w:sz="6" w:space="0" w:color="808080"/>
+          <w:insideV w:val="single" w:sz="6" w:space="0" w:color="808080"/>
         </w:tblBorders>
       </w:tblPr>
       <w:tblGrid>
@@ -27158,15 +27158,15 @@
       <w:tblPr>
         <w:tblStyle w:val="Table"/>
         <w:tblW w:type="pct" w:w="5000"/>
-        <w:tblLayout w:type="autofit"/>
+        <w:tblLayout w:type="fixed"/>
         <w:tblLook w:firstRow="1" w:lastRow="0" w:firstColumn="0" w:lastColumn="0" w:noHBand="0" w:noVBand="0" w:val="0020"/>
         <w:tblBorders>
-          <w:top w:val="single" w:sz="6" w:space="0" w:color="auto"/>
-          <w:left w:val="single" w:sz="6" w:space="0" w:color="auto"/>
-          <w:bottom w:val="single" w:sz="6" w:space="0" w:color="auto"/>
-          <w:right w:val="single" w:sz="6" w:space="0" w:color="auto"/>
-          <w:insideH w:val="single" w:sz="6" w:space="0" w:color="auto"/>
-          <w:insideV w:val="single" w:sz="6" w:space="0" w:color="auto"/>
+          <w:top w:val="single" w:sz="6" w:space="0" w:color="808080"/>
+          <w:left w:val="single" w:sz="6" w:space="0" w:color="808080"/>
+          <w:bottom w:val="single" w:sz="6" w:space="0" w:color="808080"/>
+          <w:right w:val="single" w:sz="6" w:space="0" w:color="808080"/>
+          <w:insideH w:val="single" w:sz="6" w:space="0" w:color="808080"/>
+          <w:insideV w:val="single" w:sz="6" w:space="0" w:color="808080"/>
         </w:tblBorders>
       </w:tblPr>
       <w:tblGrid>
@@ -27879,15 +27879,15 @@
       <w:tblPr>
         <w:tblStyle w:val="Table"/>
         <w:tblW w:type="pct" w:w="5000"/>
-        <w:tblLayout w:type="autofit"/>
+        <w:tblLayout w:type="fixed"/>
         <w:tblLook w:firstRow="1" w:lastRow="0" w:firstColumn="0" w:lastColumn="0" w:noHBand="0" w:noVBand="0" w:val="0020"/>
         <w:tblBorders>
-          <w:top w:val="single" w:sz="6" w:space="0" w:color="auto"/>
-          <w:left w:val="single" w:sz="6" w:space="0" w:color="auto"/>
-          <w:bottom w:val="single" w:sz="6" w:space="0" w:color="auto"/>
-          <w:right w:val="single" w:sz="6" w:space="0" w:color="auto"/>
-          <w:insideH w:val="single" w:sz="6" w:space="0" w:color="auto"/>
-          <w:insideV w:val="single" w:sz="6" w:space="0" w:color="auto"/>
+          <w:top w:val="single" w:sz="6" w:space="0" w:color="808080"/>
+          <w:left w:val="single" w:sz="6" w:space="0" w:color="808080"/>
+          <w:bottom w:val="single" w:sz="6" w:space="0" w:color="808080"/>
+          <w:right w:val="single" w:sz="6" w:space="0" w:color="808080"/>
+          <w:insideH w:val="single" w:sz="6" w:space="0" w:color="808080"/>
+          <w:insideV w:val="single" w:sz="6" w:space="0" w:color="808080"/>
         </w:tblBorders>
       </w:tblPr>
       <w:tblGrid>
@@ -28811,15 +28811,15 @@
       <w:tblPr>
         <w:tblStyle w:val="Table"/>
         <w:tblW w:type="pct" w:w="5000"/>
-        <w:tblLayout w:type="autofit"/>
+        <w:tblLayout w:type="fixed"/>
         <w:tblLook w:firstRow="1" w:lastRow="0" w:firstColumn="0" w:lastColumn="0" w:noHBand="0" w:noVBand="0" w:val="0020"/>
         <w:tblBorders>
-          <w:top w:val="single" w:sz="6" w:space="0" w:color="auto"/>
-          <w:left w:val="single" w:sz="6" w:space="0" w:color="auto"/>
-          <w:bottom w:val="single" w:sz="6" w:space="0" w:color="auto"/>
-          <w:right w:val="single" w:sz="6" w:space="0" w:color="auto"/>
-          <w:insideH w:val="single" w:sz="6" w:space="0" w:color="auto"/>
-          <w:insideV w:val="single" w:sz="6" w:space="0" w:color="auto"/>
+          <w:top w:val="single" w:sz="6" w:space="0" w:color="808080"/>
+          <w:left w:val="single" w:sz="6" w:space="0" w:color="808080"/>
+          <w:bottom w:val="single" w:sz="6" w:space="0" w:color="808080"/>
+          <w:right w:val="single" w:sz="6" w:space="0" w:color="808080"/>
+          <w:insideH w:val="single" w:sz="6" w:space="0" w:color="808080"/>
+          <w:insideV w:val="single" w:sz="6" w:space="0" w:color="808080"/>
         </w:tblBorders>
       </w:tblPr>
       <w:tblGrid>
@@ -29508,15 +29508,15 @@
       <w:tblPr>
         <w:tblStyle w:val="Table"/>
         <w:tblW w:type="pct" w:w="5000"/>
-        <w:tblLayout w:type="autofit"/>
+        <w:tblLayout w:type="fixed"/>
         <w:tblLook w:firstRow="1" w:lastRow="0" w:firstColumn="0" w:lastColumn="0" w:noHBand="0" w:noVBand="0" w:val="0020"/>
         <w:tblBorders>
-          <w:top w:val="single" w:sz="6" w:space="0" w:color="auto"/>
-          <w:left w:val="single" w:sz="6" w:space="0" w:color="auto"/>
-          <w:bottom w:val="single" w:sz="6" w:space="0" w:color="auto"/>
-          <w:right w:val="single" w:sz="6" w:space="0" w:color="auto"/>
-          <w:insideH w:val="single" w:sz="6" w:space="0" w:color="auto"/>
-          <w:insideV w:val="single" w:sz="6" w:space="0" w:color="auto"/>
+          <w:top w:val="single" w:sz="6" w:space="0" w:color="808080"/>
+          <w:left w:val="single" w:sz="6" w:space="0" w:color="808080"/>
+          <w:bottom w:val="single" w:sz="6" w:space="0" w:color="808080"/>
+          <w:right w:val="single" w:sz="6" w:space="0" w:color="808080"/>
+          <w:insideH w:val="single" w:sz="6" w:space="0" w:color="808080"/>
+          <w:insideV w:val="single" w:sz="6" w:space="0" w:color="808080"/>
         </w:tblBorders>
       </w:tblPr>
       <w:tblGrid>
@@ -30181,15 +30181,15 @@
       <w:tblPr>
         <w:tblStyle w:val="Table"/>
         <w:tblW w:type="pct" w:w="5000"/>
-        <w:tblLayout w:type="autofit"/>
+        <w:tblLayout w:type="fixed"/>
         <w:tblLook w:firstRow="1" w:lastRow="0" w:firstColumn="0" w:lastColumn="0" w:noHBand="0" w:noVBand="0" w:val="0020"/>
         <w:tblBorders>
-          <w:top w:val="single" w:sz="6" w:space="0" w:color="auto"/>
-          <w:left w:val="single" w:sz="6" w:space="0" w:color="auto"/>
-          <w:bottom w:val="single" w:sz="6" w:space="0" w:color="auto"/>
-          <w:right w:val="single" w:sz="6" w:space="0" w:color="auto"/>
-          <w:insideH w:val="single" w:sz="6" w:space="0" w:color="auto"/>
-          <w:insideV w:val="single" w:sz="6" w:space="0" w:color="auto"/>
+          <w:top w:val="single" w:sz="6" w:space="0" w:color="808080"/>
+          <w:left w:val="single" w:sz="6" w:space="0" w:color="808080"/>
+          <w:bottom w:val="single" w:sz="6" w:space="0" w:color="808080"/>
+          <w:right w:val="single" w:sz="6" w:space="0" w:color="808080"/>
+          <w:insideH w:val="single" w:sz="6" w:space="0" w:color="808080"/>
+          <w:insideV w:val="single" w:sz="6" w:space="0" w:color="808080"/>
         </w:tblBorders>
       </w:tblPr>
       <w:tblGrid>
@@ -30763,14 +30763,13 @@
         <w:tblStyle w:val="Table"/>
         <w:tblW w:type="auto" w:w="0"/>
         <w:tblLook w:firstRow="1" w:lastRow="0" w:firstColumn="0" w:lastColumn="0" w:noHBand="0" w:noVBand="0" w:val="0020"/>
-        <w:tblLayout w:type="autofit"/>
         <w:tblBorders>
-          <w:top w:val="single" w:sz="6" w:space="0" w:color="auto"/>
-          <w:left w:val="single" w:sz="6" w:space="0" w:color="auto"/>
-          <w:bottom w:val="single" w:sz="6" w:space="0" w:color="auto"/>
-          <w:right w:val="single" w:sz="6" w:space="0" w:color="auto"/>
-          <w:insideH w:val="single" w:sz="6" w:space="0" w:color="auto"/>
-          <w:insideV w:val="single" w:sz="6" w:space="0" w:color="auto"/>
+          <w:top w:val="single" w:sz="6" w:space="0" w:color="808080"/>
+          <w:left w:val="single" w:sz="6" w:space="0" w:color="808080"/>
+          <w:bottom w:val="single" w:sz="6" w:space="0" w:color="808080"/>
+          <w:right w:val="single" w:sz="6" w:space="0" w:color="808080"/>
+          <w:insideH w:val="single" w:sz="6" w:space="0" w:color="808080"/>
+          <w:insideV w:val="single" w:sz="6" w:space="0" w:color="808080"/>
         </w:tblBorders>
       </w:tblPr>
       <w:tblGrid>
@@ -31198,15 +31197,15 @@
       <w:tblPr>
         <w:tblStyle w:val="Table"/>
         <w:tblW w:type="pct" w:w="5000"/>
-        <w:tblLayout w:type="autofit"/>
+        <w:tblLayout w:type="fixed"/>
         <w:tblLook w:firstRow="1" w:lastRow="0" w:firstColumn="0" w:lastColumn="0" w:noHBand="0" w:noVBand="0" w:val="0020"/>
         <w:tblBorders>
-          <w:top w:val="single" w:sz="6" w:space="0" w:color="auto"/>
-          <w:left w:val="single" w:sz="6" w:space="0" w:color="auto"/>
-          <w:bottom w:val="single" w:sz="6" w:space="0" w:color="auto"/>
-          <w:right w:val="single" w:sz="6" w:space="0" w:color="auto"/>
-          <w:insideH w:val="single" w:sz="6" w:space="0" w:color="auto"/>
-          <w:insideV w:val="single" w:sz="6" w:space="0" w:color="auto"/>
+          <w:top w:val="single" w:sz="6" w:space="0" w:color="808080"/>
+          <w:left w:val="single" w:sz="6" w:space="0" w:color="808080"/>
+          <w:bottom w:val="single" w:sz="6" w:space="0" w:color="808080"/>
+          <w:right w:val="single" w:sz="6" w:space="0" w:color="808080"/>
+          <w:insideH w:val="single" w:sz="6" w:space="0" w:color="808080"/>
+          <w:insideV w:val="single" w:sz="6" w:space="0" w:color="808080"/>
         </w:tblBorders>
       </w:tblPr>
       <w:tblGrid>
@@ -31922,15 +31921,15 @@
       <w:tblPr>
         <w:tblStyle w:val="Table"/>
         <w:tblW w:type="pct" w:w="5000"/>
-        <w:tblLayout w:type="autofit"/>
+        <w:tblLayout w:type="fixed"/>
         <w:tblLook w:firstRow="1" w:lastRow="0" w:firstColumn="0" w:lastColumn="0" w:noHBand="0" w:noVBand="0" w:val="0020"/>
         <w:tblBorders>
-          <w:top w:val="single" w:sz="6" w:space="0" w:color="auto"/>
-          <w:left w:val="single" w:sz="6" w:space="0" w:color="auto"/>
-          <w:bottom w:val="single" w:sz="6" w:space="0" w:color="auto"/>
-          <w:right w:val="single" w:sz="6" w:space="0" w:color="auto"/>
-          <w:insideH w:val="single" w:sz="6" w:space="0" w:color="auto"/>
-          <w:insideV w:val="single" w:sz="6" w:space="0" w:color="auto"/>
+          <w:top w:val="single" w:sz="6" w:space="0" w:color="808080"/>
+          <w:left w:val="single" w:sz="6" w:space="0" w:color="808080"/>
+          <w:bottom w:val="single" w:sz="6" w:space="0" w:color="808080"/>
+          <w:right w:val="single" w:sz="6" w:space="0" w:color="808080"/>
+          <w:insideH w:val="single" w:sz="6" w:space="0" w:color="808080"/>
+          <w:insideV w:val="single" w:sz="6" w:space="0" w:color="808080"/>
         </w:tblBorders>
       </w:tblPr>
       <w:tblGrid>
@@ -32990,7 +32989,6 @@
   <w:docDefaults>
     <w:rPrDefault>
       <w:rPr>
-        <w:color w:val="auto"/>
         <w:rFonts w:asciiTheme="minorHAnsi" w:cstheme="minorBidi" w:eastAsiaTheme="minorEastAsia" w:hAnsiTheme="minorHAnsi"/>
         <w:sz w:val="24"/>
         <w:szCs w:val="24"/>
@@ -33533,6 +33531,14 @@
         <w:bottom w:type="dxa" w:w="0"/>
         <w:right w:type="dxa" w:w="108"/>
       </w:tblCellMar>
+      <w:tblBorders>
+        <w:top w:color="auto" w:space="0" w:sz="6" w:val="single"/>
+        <w:left w:color="auto" w:space="0" w:sz="6" w:val="single"/>
+        <w:bottom w:color="auto" w:space="0" w:sz="6" w:val="single"/>
+        <w:right w:color="auto" w:space="0" w:sz="6" w:val="single"/>
+        <w:insideH w:color="auto" w:space="0" w:sz="6" w:val="single"/>
+        <w:insideV w:color="auto" w:space="0" w:sz="6" w:val="single"/>
+      </w:tblBorders>
     </w:tblPr>
     <w:tblStylePr w:type="firstRow">
       <w:tcPr>
